--- a/Tableau Project/My Tableau Project Flow.docx
+++ b/Tableau Project/My Tableau Project Flow.docx
@@ -70,13 +70,11 @@
     </w:p>
     <w:p>
       <w:pPr>
-        <w:spacing w:after="0"/>
-        <w:jc w:val="both"/>
-      </w:pPr>
-    </w:p>
-    <w:p>
-      <w:pPr>
-        <w:spacing w:after="0"/>
+        <w:jc w:val="both"/>
+      </w:pPr>
+    </w:p>
+    <w:p>
+      <w:pPr>
         <w:jc w:val="both"/>
         <w:rPr>
           <w:b/>
@@ -157,7 +155,6 @@
     </w:p>
     <w:p>
       <w:pPr>
-        <w:spacing w:after="0"/>
         <w:jc w:val="both"/>
         <w:rPr>
           <w:b/>
@@ -1372,17 +1369,130 @@
       <w:pPr>
         <w:pStyle w:val="Heading2"/>
       </w:pPr>
+      <w:commentRangeStart w:id="11"/>
       <w:r>
         <w:t>Check Data Types</w:t>
       </w:r>
+      <w:commentRangeEnd w:id="11"/>
+      <w:r>
+        <w:rPr>
+          <w:rStyle w:val="CommentReference"/>
+          <w:sz w:val="28"/>
+          <w:szCs w:val="32"/>
+        </w:rPr>
+        <w:commentReference w:id="11"/>
+      </w:r>
+      <w:r>
+        <w:t xml:space="preserve"> </w:t>
+      </w:r>
+      <w:r>
+        <w:rPr>
+          <w:rFonts w:ascii="Apple Color Emoji" w:hAnsi="Apple Color Emoji" w:cs="Apple Color Emoji"/>
+          <w:color w:val="FFFFFF"/>
+          <w:sz w:val="27"/>
+          <w:szCs w:val="27"/>
+        </w:rPr>
+        <w:t>✅</w:t>
+      </w:r>
     </w:p>
     <w:p>
       <w:pPr>
         <w:pStyle w:val="Heading2"/>
-      </w:pPr>
+        <w:rPr>
+          <w:rFonts w:ascii="Apple Color Emoji" w:hAnsi="Apple Color Emoji" w:cs="Apple Color Emoji"/>
+          <w:color w:val="FFFFFF"/>
+          <w:sz w:val="27"/>
+          <w:szCs w:val="27"/>
+        </w:rPr>
+      </w:pPr>
+      <w:commentRangeStart w:id="12"/>
       <w:r>
         <w:t>Understand Data</w:t>
       </w:r>
+      <w:commentRangeEnd w:id="12"/>
+      <w:r>
+        <w:rPr>
+          <w:rStyle w:val="CommentReference"/>
+          <w:sz w:val="28"/>
+          <w:szCs w:val="32"/>
+        </w:rPr>
+        <w:commentReference w:id="12"/>
+      </w:r>
+      <w:r>
+        <w:t xml:space="preserve"> </w:t>
+      </w:r>
+      <w:r>
+        <w:rPr>
+          <w:rFonts w:ascii="Apple Color Emoji" w:hAnsi="Apple Color Emoji" w:cs="Apple Color Emoji"/>
+          <w:color w:val="FFFFFF"/>
+          <w:sz w:val="27"/>
+          <w:szCs w:val="27"/>
+        </w:rPr>
+        <w:t>✅</w:t>
+      </w:r>
+    </w:p>
+    <w:p>
+      <w:pPr>
+        <w:pStyle w:val="ListParagraph"/>
+        <w:numPr>
+          <w:ilvl w:val="0"/>
+          <w:numId w:val="1"/>
+        </w:numPr>
+      </w:pPr>
+      <w:r>
+        <w:t>Profit Margin: How much do we make after each sale.</w:t>
+      </w:r>
+    </w:p>
+    <w:p>
+      <w:pPr>
+        <w:pStyle w:val="ListParagraph"/>
+        <w:numPr>
+          <w:ilvl w:val="0"/>
+          <w:numId w:val="1"/>
+        </w:numPr>
+      </w:pPr>
+      <w:r>
+        <w:t>Discount Impact: To check how much did we give away in discount.</w:t>
+      </w:r>
+    </w:p>
+    <w:p>
+      <w:pPr>
+        <w:pStyle w:val="ListParagraph"/>
+        <w:numPr>
+          <w:ilvl w:val="0"/>
+          <w:numId w:val="1"/>
+        </w:numPr>
+      </w:pPr>
+      <w:r>
+        <w:t>Sales per order: Basically, average order value</w:t>
+      </w:r>
+    </w:p>
+    <w:p>
+      <w:pPr>
+        <w:pStyle w:val="ListParagraph"/>
+        <w:numPr>
+          <w:ilvl w:val="0"/>
+          <w:numId w:val="1"/>
+        </w:numPr>
+      </w:pPr>
+      <w:r>
+        <w:t xml:space="preserve">Customer profitability score: </w:t>
+      </w:r>
+      <w:r>
+        <w:t>To check or prioritize the customers that make profits</w:t>
+      </w:r>
+    </w:p>
+    <w:p>
+      <w:pPr>
+        <w:pStyle w:val="ListParagraph"/>
+        <w:numPr>
+          <w:ilvl w:val="0"/>
+          <w:numId w:val="1"/>
+        </w:numPr>
+      </w:pPr>
+      <w:r>
+        <w:t>Discount pressure metric: To check if the discounts are eating away our profits</w:t>
+      </w:r>
     </w:p>
     <w:p/>
     <w:p>
@@ -1455,6 +1565,7 @@
         <w:pStyle w:val="Heading1"/>
       </w:pPr>
       <w:r>
+        <w:lastRenderedPageBreak/>
         <w:t>Building Dashboard</w:t>
       </w:r>
     </w:p>
@@ -1546,6 +1657,26 @@
         <w:t>Add Icons</w:t>
       </w:r>
     </w:p>
+    <w:p/>
+    <w:p>
+      <w:pPr>
+        <w:pStyle w:val="NormalWeb"/>
+        <w:spacing w:before="0" w:beforeAutospacing="0" w:after="0" w:afterAutospacing="0"/>
+        <w:rPr>
+          <w:color w:val="000000"/>
+        </w:rPr>
+      </w:pPr>
+    </w:p>
+    <w:p/>
+    <w:p>
+      <w:pPr>
+        <w:rPr>
+          <w:rFonts w:ascii="Aptos" w:hAnsi="Aptos"/>
+          <w:color w:val="000000"/>
+        </w:rPr>
+      </w:pPr>
+    </w:p>
+    <w:p/>
     <w:p/>
     <w:sectPr>
       <w:pgSz w:w="12240" w:h="15840"/>
@@ -1743,6 +1874,49 @@
           <w:szCs w:val="20"/>
         </w:rPr>
         <w:t>Always make sure of the Keys being used to connect the tables. Start with the facts tables first and connect them to dimensions.</w:t>
+      </w:r>
+    </w:p>
+  </w:comment>
+  <w:comment w:id="11" w:author="Borugadda, Jeevan Deep" w:date="2026-02-18T23:43:00Z" w:initials="BJD">
+    <w:p>
+      <w:r>
+        <w:rPr>
+          <w:rStyle w:val="CommentReference"/>
+        </w:rPr>
+        <w:annotationRef/>
+      </w:r>
+      <w:r>
+        <w:rPr>
+          <w:sz w:val="20"/>
+          <w:szCs w:val="20"/>
+        </w:rPr>
+        <w:t>This is important to check if the date values are in date format, if the price values are in number format etc.</w:t>
+      </w:r>
+    </w:p>
+    <w:p>
+      <w:r>
+        <w:rPr>
+          <w:sz w:val="20"/>
+          <w:szCs w:val="20"/>
+        </w:rPr>
+        <w:t xml:space="preserve"> </w:t>
+      </w:r>
+    </w:p>
+  </w:comment>
+  <w:comment w:id="12" w:author="Borugadda, Jeevan Deep" w:date="2026-02-19T00:01:00Z" w:initials="BJD">
+    <w:p>
+      <w:r>
+        <w:rPr>
+          <w:rStyle w:val="CommentReference"/>
+        </w:rPr>
+        <w:annotationRef/>
+      </w:r>
+      <w:r>
+        <w:rPr>
+          <w:sz w:val="20"/>
+          <w:szCs w:val="20"/>
+        </w:rPr>
+        <w:t>Creating new calculated fields to derive insights from the data is the key.</w:t>
       </w:r>
     </w:p>
   </w:comment>
@@ -1762,6 +1936,8 @@
   <w15:commentEx w15:paraId="121DD191" w15:done="0"/>
   <w15:commentEx w15:paraId="7E02E2F5" w15:done="0"/>
   <w15:commentEx w15:paraId="67D1AADF" w15:done="0"/>
+  <w15:commentEx w15:paraId="52F6E1CC" w15:done="0"/>
+  <w15:commentEx w15:paraId="39ECD986" w15:done="0"/>
 </w15:commentsEx>
 </file>
 
@@ -1778,6 +1954,8 @@
   <w16cex:commentExtensible w16cex:durableId="077D84B2" w16cex:dateUtc="2026-02-18T05:22:00Z"/>
   <w16cex:commentExtensible w16cex:durableId="2B6AFEBC" w16cex:dateUtc="2026-02-18T05:42:00Z"/>
   <w16cex:commentExtensible w16cex:durableId="69E87F6B" w16cex:dateUtc="2026-02-18T05:43:00Z"/>
+  <w16cex:commentExtensible w16cex:durableId="6B037C1F" w16cex:dateUtc="2026-02-19T05:43:00Z"/>
+  <w16cex:commentExtensible w16cex:durableId="2D8A3A30" w16cex:dateUtc="2026-02-19T06:01:00Z"/>
 </w16cex:commentsExtensible>
 </file>
 
@@ -1794,7 +1972,106 @@
   <w16cid:commentId w16cid:paraId="121DD191" w16cid:durableId="077D84B2"/>
   <w16cid:commentId w16cid:paraId="7E02E2F5" w16cid:durableId="2B6AFEBC"/>
   <w16cid:commentId w16cid:paraId="67D1AADF" w16cid:durableId="69E87F6B"/>
+  <w16cid:commentId w16cid:paraId="52F6E1CC" w16cid:durableId="6B037C1F"/>
+  <w16cid:commentId w16cid:paraId="39ECD986" w16cid:durableId="2D8A3A30"/>
 </w16cid:commentsIds>
+</file>
+
+<file path=word/numbering.xml><?xml version="1.0" encoding="utf-8"?>
+<w:numbering xmlns:wpc="http://schemas.microsoft.com/office/word/2010/wordprocessingCanvas" xmlns:cx="http://schemas.microsoft.com/office/drawing/2014/chartex" xmlns:cx1="http://schemas.microsoft.com/office/drawing/2015/9/8/chartex" xmlns:cx2="http://schemas.microsoft.com/office/drawing/2015/10/21/chartex" xmlns:cx3="http://schemas.microsoft.com/office/drawing/2016/5/9/chartex" xmlns:cx4="http://schemas.microsoft.com/office/drawing/2016/5/10/chartex" xmlns:cx5="http://schemas.microsoft.com/office/drawing/2016/5/11/chartex" xmlns:cx6="http://schemas.microsoft.com/office/drawing/2016/5/12/chartex" xmlns:cx7="http://schemas.microsoft.com/office/drawing/2016/5/13/chartex" xmlns:cx8="http://schemas.microsoft.com/office/drawing/2016/5/14/chartex" xmlns:mc="http://schemas.openxmlformats.org/markup-compatibility/2006" xmlns:aink="http://schemas.microsoft.com/office/drawing/2016/ink" xmlns:am3d="http://schemas.microsoft.com/office/drawing/2017/model3d" xmlns:o="urn:schemas-microsoft-com:office:office" xmlns:oel="http://schemas.microsoft.com/office/2019/extlst" xmlns:r="http://schemas.openxmlformats.org/officeDocument/2006/relationships" xmlns:m="http://schemas.openxmlformats.org/officeDocument/2006/math" xmlns:v="urn:schemas-microsoft-com:vml" xmlns:wp14="http://schemas.microsoft.com/office/word/2010/wordprocessingDrawing" xmlns:wp="http://schemas.openxmlformats.org/drawingml/2006/wordprocessingDrawing" xmlns:w10="urn:schemas-microsoft-com:office:word" xmlns:w="http://schemas.openxmlformats.org/wordprocessingml/2006/main" xmlns:w14="http://schemas.microsoft.com/office/word/2010/wordml" xmlns:w15="http://schemas.microsoft.com/office/word/2012/wordml" xmlns:w16cex="http://schemas.microsoft.com/office/word/2018/wordml/cex" xmlns:w16cid="http://schemas.microsoft.com/office/word/2016/wordml/cid" xmlns:w16="http://schemas.microsoft.com/office/word/2018/wordml" xmlns:w16du="http://schemas.microsoft.com/office/word/2023/wordml/word16du" xmlns:w16sdtdh="http://schemas.microsoft.com/office/word/2020/wordml/sdtdatahash" xmlns:w16sdtfl="http://schemas.microsoft.com/office/word/2024/wordml/sdtformatlock" xmlns:w16se="http://schemas.microsoft.com/office/word/2015/wordml/symex" xmlns:wpg="http://schemas.microsoft.com/office/word/2010/wordprocessingGroup" xmlns:wpi="http://schemas.microsoft.com/office/word/2010/wordprocessingInk" xmlns:wne="http://schemas.microsoft.com/office/word/2006/wordml" xmlns:wps="http://schemas.microsoft.com/office/word/2010/wordprocessingShape" mc:Ignorable="w14 w15 w16se w16cid w16 w16cex w16sdtdh w16sdtfl w16du wp14">
+  <w:abstractNum w:abstractNumId="0" w15:restartNumberingAfterBreak="0">
+    <w:nsid w:val="1A0A2ACE"/>
+    <w:multiLevelType w:val="hybridMultilevel"/>
+    <w:tmpl w:val="19345E38"/>
+    <w:lvl w:ilvl="0" w:tplc="0409000F">
+      <w:start w:val="1"/>
+      <w:numFmt w:val="decimal"/>
+      <w:lvlText w:val="%1."/>
+      <w:lvlJc w:val="left"/>
+      <w:pPr>
+        <w:ind w:left="720" w:hanging="360"/>
+      </w:pPr>
+      <w:rPr>
+        <w:rFonts w:hint="default"/>
+      </w:rPr>
+    </w:lvl>
+    <w:lvl w:ilvl="1" w:tplc="04090019" w:tentative="1">
+      <w:start w:val="1"/>
+      <w:numFmt w:val="lowerLetter"/>
+      <w:lvlText w:val="%2."/>
+      <w:lvlJc w:val="left"/>
+      <w:pPr>
+        <w:ind w:left="1440" w:hanging="360"/>
+      </w:pPr>
+    </w:lvl>
+    <w:lvl w:ilvl="2" w:tplc="0409001B" w:tentative="1">
+      <w:start w:val="1"/>
+      <w:numFmt w:val="lowerRoman"/>
+      <w:lvlText w:val="%3."/>
+      <w:lvlJc w:val="right"/>
+      <w:pPr>
+        <w:ind w:left="2160" w:hanging="180"/>
+      </w:pPr>
+    </w:lvl>
+    <w:lvl w:ilvl="3" w:tplc="0409000F" w:tentative="1">
+      <w:start w:val="1"/>
+      <w:numFmt w:val="decimal"/>
+      <w:lvlText w:val="%4."/>
+      <w:lvlJc w:val="left"/>
+      <w:pPr>
+        <w:ind w:left="2880" w:hanging="360"/>
+      </w:pPr>
+    </w:lvl>
+    <w:lvl w:ilvl="4" w:tplc="04090019" w:tentative="1">
+      <w:start w:val="1"/>
+      <w:numFmt w:val="lowerLetter"/>
+      <w:lvlText w:val="%5."/>
+      <w:lvlJc w:val="left"/>
+      <w:pPr>
+        <w:ind w:left="3600" w:hanging="360"/>
+      </w:pPr>
+    </w:lvl>
+    <w:lvl w:ilvl="5" w:tplc="0409001B" w:tentative="1">
+      <w:start w:val="1"/>
+      <w:numFmt w:val="lowerRoman"/>
+      <w:lvlText w:val="%6."/>
+      <w:lvlJc w:val="right"/>
+      <w:pPr>
+        <w:ind w:left="4320" w:hanging="180"/>
+      </w:pPr>
+    </w:lvl>
+    <w:lvl w:ilvl="6" w:tplc="0409000F" w:tentative="1">
+      <w:start w:val="1"/>
+      <w:numFmt w:val="decimal"/>
+      <w:lvlText w:val="%7."/>
+      <w:lvlJc w:val="left"/>
+      <w:pPr>
+        <w:ind w:left="5040" w:hanging="360"/>
+      </w:pPr>
+    </w:lvl>
+    <w:lvl w:ilvl="7" w:tplc="04090019" w:tentative="1">
+      <w:start w:val="1"/>
+      <w:numFmt w:val="lowerLetter"/>
+      <w:lvlText w:val="%8."/>
+      <w:lvlJc w:val="left"/>
+      <w:pPr>
+        <w:ind w:left="5760" w:hanging="360"/>
+      </w:pPr>
+    </w:lvl>
+    <w:lvl w:ilvl="8" w:tplc="0409001B" w:tentative="1">
+      <w:start w:val="1"/>
+      <w:numFmt w:val="lowerRoman"/>
+      <w:lvlText w:val="%9."/>
+      <w:lvlJc w:val="right"/>
+      <w:pPr>
+        <w:ind w:left="6480" w:hanging="180"/>
+      </w:pPr>
+    </w:lvl>
+  </w:abstractNum>
+  <w:num w:numId="1" w16cid:durableId="1262303098">
+    <w:abstractNumId w:val="0"/>
+  </w:num>
+</w:numbering>
 </file>
 
 <file path=word/people.xml><?xml version="1.0" encoding="utf-8"?>
@@ -2205,6 +2482,15 @@
   <w:style w:type="paragraph" w:default="1" w:styleId="Normal">
     <w:name w:val="Normal"/>
     <w:qFormat/>
+    <w:rsid w:val="00BE1535"/>
+    <w:pPr>
+      <w:spacing w:after="0" w:line="240" w:lineRule="auto"/>
+    </w:pPr>
+    <w:rPr>
+      <w:rFonts w:ascii="Times New Roman" w:eastAsia="Times New Roman" w:hAnsi="Times New Roman" w:cs="Times New Roman"/>
+      <w:kern w:val="0"/>
+      <w14:ligatures w14:val="none"/>
+    </w:rPr>
   </w:style>
   <w:style w:type="paragraph" w:styleId="Heading1">
     <w:name w:val="heading 1"/>
@@ -2218,15 +2504,17 @@
     <w:pPr>
       <w:keepNext/>
       <w:keepLines/>
-      <w:spacing w:before="360" w:after="80"/>
+      <w:spacing w:before="360" w:after="80" w:line="278" w:lineRule="auto"/>
       <w:outlineLvl w:val="0"/>
     </w:pPr>
     <w:rPr>
-      <w:rFonts w:eastAsiaTheme="majorEastAsia" w:cstheme="majorBidi"/>
+      <w:rFonts w:asciiTheme="minorHAnsi" w:eastAsiaTheme="majorEastAsia" w:hAnsiTheme="minorHAnsi" w:cstheme="majorBidi"/>
       <w:b/>
       <w:color w:val="000000" w:themeColor="text1"/>
+      <w:kern w:val="2"/>
       <w:sz w:val="36"/>
       <w:szCs w:val="40"/>
+      <w14:ligatures w14:val="standardContextual"/>
     </w:rPr>
   </w:style>
   <w:style w:type="paragraph" w:styleId="Heading2">
@@ -2242,16 +2530,17 @@
     <w:pPr>
       <w:keepNext/>
       <w:keepLines/>
-      <w:spacing w:after="0" w:line="240" w:lineRule="auto"/>
       <w:outlineLvl w:val="1"/>
     </w:pPr>
     <w:rPr>
-      <w:rFonts w:eastAsiaTheme="majorEastAsia" w:cstheme="majorBidi"/>
+      <w:rFonts w:asciiTheme="minorHAnsi" w:eastAsiaTheme="majorEastAsia" w:hAnsiTheme="minorHAnsi" w:cstheme="majorBidi"/>
       <w:b/>
       <w:i/>
       <w:color w:val="000000" w:themeColor="text1"/>
+      <w:kern w:val="2"/>
       <w:sz w:val="28"/>
       <w:szCs w:val="32"/>
+      <w14:ligatures w14:val="standardContextual"/>
     </w:rPr>
   </w:style>
   <w:style w:type="paragraph" w:styleId="Heading3">
@@ -2266,14 +2555,16 @@
     <w:pPr>
       <w:keepNext/>
       <w:keepLines/>
-      <w:spacing w:before="160" w:after="80"/>
+      <w:spacing w:before="160" w:after="80" w:line="278" w:lineRule="auto"/>
       <w:outlineLvl w:val="2"/>
     </w:pPr>
     <w:rPr>
-      <w:rFonts w:eastAsiaTheme="majorEastAsia" w:cstheme="majorBidi"/>
+      <w:rFonts w:asciiTheme="minorHAnsi" w:eastAsiaTheme="majorEastAsia" w:hAnsiTheme="minorHAnsi" w:cstheme="majorBidi"/>
       <w:color w:val="0F4761" w:themeColor="accent1" w:themeShade="BF"/>
+      <w:kern w:val="2"/>
       <w:sz w:val="28"/>
       <w:szCs w:val="28"/>
+      <w14:ligatures w14:val="standardContextual"/>
     </w:rPr>
   </w:style>
   <w:style w:type="paragraph" w:styleId="Heading4">
@@ -2289,14 +2580,16 @@
     <w:pPr>
       <w:keepNext/>
       <w:keepLines/>
-      <w:spacing w:before="80" w:after="40"/>
+      <w:spacing w:before="80" w:after="40" w:line="278" w:lineRule="auto"/>
       <w:outlineLvl w:val="3"/>
     </w:pPr>
     <w:rPr>
-      <w:rFonts w:eastAsiaTheme="majorEastAsia" w:cstheme="majorBidi"/>
+      <w:rFonts w:asciiTheme="minorHAnsi" w:eastAsiaTheme="majorEastAsia" w:hAnsiTheme="minorHAnsi" w:cstheme="majorBidi"/>
       <w:i/>
       <w:iCs/>
       <w:color w:val="0F4761" w:themeColor="accent1" w:themeShade="BF"/>
+      <w:kern w:val="2"/>
+      <w14:ligatures w14:val="standardContextual"/>
     </w:rPr>
   </w:style>
   <w:style w:type="paragraph" w:styleId="Heading5">
@@ -2312,12 +2605,14 @@
     <w:pPr>
       <w:keepNext/>
       <w:keepLines/>
-      <w:spacing w:before="80" w:after="40"/>
+      <w:spacing w:before="80" w:after="40" w:line="278" w:lineRule="auto"/>
       <w:outlineLvl w:val="4"/>
     </w:pPr>
     <w:rPr>
-      <w:rFonts w:eastAsiaTheme="majorEastAsia" w:cstheme="majorBidi"/>
+      <w:rFonts w:asciiTheme="minorHAnsi" w:eastAsiaTheme="majorEastAsia" w:hAnsiTheme="minorHAnsi" w:cstheme="majorBidi"/>
       <w:color w:val="0F4761" w:themeColor="accent1" w:themeShade="BF"/>
+      <w:kern w:val="2"/>
+      <w14:ligatures w14:val="standardContextual"/>
     </w:rPr>
   </w:style>
   <w:style w:type="paragraph" w:styleId="Heading6">
@@ -2333,14 +2628,16 @@
     <w:pPr>
       <w:keepNext/>
       <w:keepLines/>
-      <w:spacing w:before="40" w:after="0"/>
+      <w:spacing w:before="40" w:line="278" w:lineRule="auto"/>
       <w:outlineLvl w:val="5"/>
     </w:pPr>
     <w:rPr>
-      <w:rFonts w:eastAsiaTheme="majorEastAsia" w:cstheme="majorBidi"/>
+      <w:rFonts w:asciiTheme="minorHAnsi" w:eastAsiaTheme="majorEastAsia" w:hAnsiTheme="minorHAnsi" w:cstheme="majorBidi"/>
       <w:i/>
       <w:iCs/>
       <w:color w:val="595959" w:themeColor="text1" w:themeTint="A6"/>
+      <w:kern w:val="2"/>
+      <w14:ligatures w14:val="standardContextual"/>
     </w:rPr>
   </w:style>
   <w:style w:type="paragraph" w:styleId="Heading7">
@@ -2356,12 +2653,14 @@
     <w:pPr>
       <w:keepNext/>
       <w:keepLines/>
-      <w:spacing w:before="40" w:after="0"/>
+      <w:spacing w:before="40" w:line="278" w:lineRule="auto"/>
       <w:outlineLvl w:val="6"/>
     </w:pPr>
     <w:rPr>
-      <w:rFonts w:eastAsiaTheme="majorEastAsia" w:cstheme="majorBidi"/>
+      <w:rFonts w:asciiTheme="minorHAnsi" w:eastAsiaTheme="majorEastAsia" w:hAnsiTheme="minorHAnsi" w:cstheme="majorBidi"/>
       <w:color w:val="595959" w:themeColor="text1" w:themeTint="A6"/>
+      <w:kern w:val="2"/>
+      <w14:ligatures w14:val="standardContextual"/>
     </w:rPr>
   </w:style>
   <w:style w:type="paragraph" w:styleId="Heading8">
@@ -2377,14 +2676,16 @@
     <w:pPr>
       <w:keepNext/>
       <w:keepLines/>
-      <w:spacing w:after="0"/>
+      <w:spacing w:line="278" w:lineRule="auto"/>
       <w:outlineLvl w:val="7"/>
     </w:pPr>
     <w:rPr>
-      <w:rFonts w:eastAsiaTheme="majorEastAsia" w:cstheme="majorBidi"/>
+      <w:rFonts w:asciiTheme="minorHAnsi" w:eastAsiaTheme="majorEastAsia" w:hAnsiTheme="minorHAnsi" w:cstheme="majorBidi"/>
       <w:i/>
       <w:iCs/>
       <w:color w:val="272727" w:themeColor="text1" w:themeTint="D8"/>
+      <w:kern w:val="2"/>
+      <w14:ligatures w14:val="standardContextual"/>
     </w:rPr>
   </w:style>
   <w:style w:type="paragraph" w:styleId="Heading9">
@@ -2400,12 +2701,14 @@
     <w:pPr>
       <w:keepNext/>
       <w:keepLines/>
-      <w:spacing w:after="0"/>
+      <w:spacing w:line="278" w:lineRule="auto"/>
       <w:outlineLvl w:val="8"/>
     </w:pPr>
     <w:rPr>
-      <w:rFonts w:eastAsiaTheme="majorEastAsia" w:cstheme="majorBidi"/>
+      <w:rFonts w:asciiTheme="minorHAnsi" w:eastAsiaTheme="majorEastAsia" w:hAnsiTheme="minorHAnsi" w:cstheme="majorBidi"/>
       <w:color w:val="272727" w:themeColor="text1" w:themeTint="D8"/>
+      <w:kern w:val="2"/>
+      <w14:ligatures w14:val="standardContextual"/>
     </w:rPr>
   </w:style>
   <w:style w:type="character" w:default="1" w:styleId="DefaultParagraphFont">
@@ -2563,7 +2866,7 @@
     <w:qFormat/>
     <w:rsid w:val="00305749"/>
     <w:pPr>
-      <w:spacing w:after="80" w:line="240" w:lineRule="auto"/>
+      <w:spacing w:after="80"/>
       <w:contextualSpacing/>
     </w:pPr>
     <w:rPr>
@@ -2572,6 +2875,7 @@
       <w:kern w:val="28"/>
       <w:sz w:val="56"/>
       <w:szCs w:val="56"/>
+      <w14:ligatures w14:val="standardContextual"/>
     </w:rPr>
   </w:style>
   <w:style w:type="character" w:customStyle="1" w:styleId="TitleChar">
@@ -2600,13 +2904,16 @@
       <w:numPr>
         <w:ilvl w:val="1"/>
       </w:numPr>
+      <w:spacing w:after="160" w:line="278" w:lineRule="auto"/>
     </w:pPr>
     <w:rPr>
-      <w:rFonts w:eastAsiaTheme="majorEastAsia" w:cstheme="majorBidi"/>
+      <w:rFonts w:asciiTheme="minorHAnsi" w:eastAsiaTheme="majorEastAsia" w:hAnsiTheme="minorHAnsi" w:cstheme="majorBidi"/>
       <w:color w:val="595959" w:themeColor="text1" w:themeTint="A6"/>
       <w:spacing w:val="15"/>
+      <w:kern w:val="2"/>
       <w:sz w:val="28"/>
       <w:szCs w:val="28"/>
+      <w14:ligatures w14:val="standardContextual"/>
     </w:rPr>
   </w:style>
   <w:style w:type="character" w:customStyle="1" w:styleId="SubtitleChar">
@@ -2632,13 +2939,16 @@
     <w:qFormat/>
     <w:rsid w:val="00305749"/>
     <w:pPr>
-      <w:spacing w:before="160"/>
+      <w:spacing w:before="160" w:after="160" w:line="278" w:lineRule="auto"/>
       <w:jc w:val="center"/>
     </w:pPr>
     <w:rPr>
+      <w:rFonts w:asciiTheme="minorHAnsi" w:eastAsiaTheme="minorHAnsi" w:hAnsiTheme="minorHAnsi" w:cstheme="minorBidi"/>
       <w:i/>
       <w:iCs/>
       <w:color w:val="404040" w:themeColor="text1" w:themeTint="BF"/>
+      <w:kern w:val="2"/>
+      <w14:ligatures w14:val="standardContextual"/>
     </w:rPr>
   </w:style>
   <w:style w:type="character" w:customStyle="1" w:styleId="QuoteChar">
@@ -2660,9 +2970,15 @@
     <w:qFormat/>
     <w:rsid w:val="00305749"/>
     <w:pPr>
+      <w:spacing w:after="160" w:line="278" w:lineRule="auto"/>
       <w:ind w:left="720"/>
       <w:contextualSpacing/>
     </w:pPr>
+    <w:rPr>
+      <w:rFonts w:asciiTheme="minorHAnsi" w:eastAsiaTheme="minorHAnsi" w:hAnsiTheme="minorHAnsi" w:cstheme="minorBidi"/>
+      <w:kern w:val="2"/>
+      <w14:ligatures w14:val="standardContextual"/>
+    </w:rPr>
   </w:style>
   <w:style w:type="character" w:styleId="IntenseEmphasis">
     <w:name w:val="Intense Emphasis"/>
@@ -2689,14 +3005,17 @@
         <w:top w:val="single" w:sz="4" w:space="10" w:color="0F4761" w:themeColor="accent1" w:themeShade="BF"/>
         <w:bottom w:val="single" w:sz="4" w:space="10" w:color="0F4761" w:themeColor="accent1" w:themeShade="BF"/>
       </w:pBdr>
-      <w:spacing w:before="360" w:after="360"/>
+      <w:spacing w:before="360" w:after="360" w:line="278" w:lineRule="auto"/>
       <w:ind w:left="864" w:right="864"/>
       <w:jc w:val="center"/>
     </w:pPr>
     <w:rPr>
+      <w:rFonts w:asciiTheme="minorHAnsi" w:eastAsiaTheme="minorHAnsi" w:hAnsiTheme="minorHAnsi" w:cstheme="minorBidi"/>
       <w:i/>
       <w:iCs/>
       <w:color w:val="0F4761" w:themeColor="accent1" w:themeShade="BF"/>
+      <w:kern w:val="2"/>
+      <w14:ligatures w14:val="standardContextual"/>
     </w:rPr>
   </w:style>
   <w:style w:type="character" w:customStyle="1" w:styleId="IntenseQuoteChar">
@@ -2733,13 +3052,8 @@
     <w:unhideWhenUsed/>
     <w:rsid w:val="0053329F"/>
     <w:pPr>
-      <w:spacing w:before="100" w:beforeAutospacing="1" w:after="100" w:afterAutospacing="1" w:line="240" w:lineRule="auto"/>
+      <w:spacing w:before="100" w:beforeAutospacing="1" w:after="100" w:afterAutospacing="1"/>
     </w:pPr>
-    <w:rPr>
-      <w:rFonts w:ascii="Times New Roman" w:eastAsia="Times New Roman" w:hAnsi="Times New Roman" w:cs="Times New Roman"/>
-      <w:kern w:val="0"/>
-      <w14:ligatures w14:val="none"/>
-    </w:rPr>
   </w:style>
   <w:style w:type="character" w:customStyle="1" w:styleId="apple-converted-space">
     <w:name w:val="apple-converted-space"/>
@@ -2767,11 +3081,14 @@
     <w:unhideWhenUsed/>
     <w:rsid w:val="00C83309"/>
     <w:pPr>
-      <w:spacing w:line="240" w:lineRule="auto"/>
+      <w:spacing w:after="160"/>
     </w:pPr>
     <w:rPr>
+      <w:rFonts w:asciiTheme="minorHAnsi" w:eastAsiaTheme="minorHAnsi" w:hAnsiTheme="minorHAnsi" w:cstheme="minorBidi"/>
+      <w:kern w:val="2"/>
       <w:sz w:val="20"/>
       <w:szCs w:val="20"/>
+      <w14:ligatures w14:val="standardContextual"/>
     </w:rPr>
   </w:style>
   <w:style w:type="character" w:customStyle="1" w:styleId="CommentTextChar">
